--- a/docs/literature/Literature_review_Neural_Operators_Caltech_Oxford_Harvard_2020-2026.docx
+++ b/docs/literature/Literature_review_Neural_Operators_Caltech_Oxford_Harvard_2020-2026.docx
@@ -323,7 +323,7 @@
         <w:jc w:val="both"/>
       </w:pPr>
       <w:r>
-        <w:t xml:space="preserve">A classical solver solves a PDE for one given parameter. Operator learning aims at something else: to learn the map itself that takes the parameters to the solution. The typical example is Darcy flow, the same physics as groundwater flow in aquifers:</w:t>
+        <w:t xml:space="preserve">A classical solver solves a PDE for a given parameter. Operator learning aims at something else: to learn the map itself that takes the parameters to the solution. The typical example is Darcy flow, the same physics as groundwater flow in aquifers:</w:t>
       </w:r>
     </w:p>
     <w:p>
@@ -6830,7 +6830,7 @@
             <w:vAlign w:val="top"/>
           </w:tcPr>
           <w:p>
-            <w:hyperlink w:history="1" r:id="rIdawctmwhuvepyy0fdyrcso">
+            <w:hyperlink w:history="1" r:id="rIdwey7wvc2l9w1z65wwqcng">
               <w:r>
                 <w:rPr>
                   <w:color w:val="1D4ED8"/>
@@ -8039,7 +8039,7 @@
             <w:vAlign w:val="top"/>
           </w:tcPr>
           <w:p>
-            <w:hyperlink w:history="1" r:id="rIdats_brc64mpgh0stb1e4y">
+            <w:hyperlink w:history="1" r:id="rId0jtzksx94mrjda4ang-sa">
               <w:r>
                 <w:rPr>
                   <w:color w:val="1D4ED8"/>
@@ -9063,7 +9063,7 @@
             <w:vAlign w:val="top"/>
           </w:tcPr>
           <w:p>
-            <w:hyperlink w:history="1" r:id="rIdgfikrfuddzcjsduq4r7jx">
+            <w:hyperlink w:history="1" r:id="rIdrtwtsqzl6mku8wjxo6-xs">
               <w:r>
                 <w:rPr>
                   <w:color w:val="1D4ED8"/>
@@ -10096,7 +10096,7 @@
             <w:vAlign w:val="top"/>
           </w:tcPr>
           <w:p>
-            <w:hyperlink w:history="1" r:id="rIdn4xuqwax3js0w2pjgv9kl">
+            <w:hyperlink w:history="1" r:id="rId_eysar6e8tgl1h8y0lxtn">
               <w:r>
                 <w:rPr>
                   <w:color w:val="1D4ED8"/>
@@ -11415,7 +11415,7 @@
             <w:vAlign w:val="top"/>
           </w:tcPr>
           <w:p>
-            <w:hyperlink w:history="1" r:id="rIdsrueme5elugp4hq5wn9nn">
+            <w:hyperlink w:history="1" r:id="rIdmlaualzs7sbxvabrq9brr">
               <w:r>
                 <w:rPr>
                   <w:color w:val="1D4ED8"/>
@@ -12272,7 +12272,7 @@
         <w:t xml:space="preserve">INNOVATION  </w:t>
       </w:r>
       <w:r>
-        <w:t xml:space="preserve">The first sharp Bayesian contraction rates for learning linear operators between Hilbert spaces, covering unbounded operators and distribution shift and linking operator learning to inverse-problem theory.</w:t>
+        <w:t xml:space="preserve">The first precise Bayesian contraction rates for learning linear operators between Hilbert spaces, covering unbounded operators and distribution shift and linking operator learning to inverse-problem theory.</w:t>
       </w:r>
     </w:p>
     <w:p>
@@ -12453,7 +12453,7 @@
             <w:vAlign w:val="top"/>
           </w:tcPr>
           <w:p>
-            <w:hyperlink w:history="1" r:id="rId8ohfvqi_3swxtzcgvq4t3">
+            <w:hyperlink w:history="1" r:id="rIdwse2oftdeihrc0hnk7b6o">
               <w:r>
                 <w:rPr>
                   <w:color w:val="1D4ED8"/>
@@ -13668,7 +13668,7 @@
             <w:vAlign w:val="top"/>
           </w:tcPr>
           <w:p>
-            <w:hyperlink w:history="1" r:id="rId0amphju_5ps8j_ysu10ld">
+            <w:hyperlink w:history="1" r:id="rIdws3w0ctpqm2jdpooui5ua">
               <w:r>
                 <w:rPr>
                   <w:color w:val="1D4ED8"/>
@@ -14407,7 +14407,7 @@
             <w:vAlign w:val="top"/>
           </w:tcPr>
           <w:p>
-            <w:hyperlink w:history="1" r:id="rIdcfhbh8k5efkpy8oe11g-1">
+            <w:hyperlink w:history="1" r:id="rIduminwzmjbmne4j219jvg5">
               <w:r>
                 <w:rPr>
                   <w:color w:val="1D4ED8"/>
@@ -15526,7 +15526,7 @@
             <w:vAlign w:val="top"/>
           </w:tcPr>
           <w:p>
-            <w:hyperlink w:history="1" r:id="rIdn4vzapup2c7eyhcjovotk">
+            <w:hyperlink w:history="1" r:id="rId1vcrcgxdepoge1axdx12r">
               <w:r>
                 <w:rPr>
                   <w:color w:val="1D4ED8"/>
@@ -16293,7 +16293,7 @@
             <w:vAlign w:val="top"/>
           </w:tcPr>
           <w:p>
-            <w:hyperlink w:history="1" r:id="rIdz7hvr_aib8zhm3gxbfolv">
+            <w:hyperlink w:history="1" r:id="rIdvk864w8yjinzzlpxa4whh">
               <w:r>
                 <w:rPr>
                   <w:color w:val="1D4ED8"/>
@@ -17171,7 +17171,7 @@
             <w:vAlign w:val="top"/>
           </w:tcPr>
           <w:p>
-            <w:hyperlink w:history="1" r:id="rIdkuz4lvuqq2cscxhbv9d0f">
+            <w:hyperlink w:history="1" r:id="rIdqub3o8vxqljzg_atoa52i">
               <w:r>
                 <w:rPr>
                   <w:color w:val="1D4ED8"/>
@@ -18137,7 +18137,7 @@
             <w:vAlign w:val="top"/>
           </w:tcPr>
           <w:p>
-            <w:hyperlink w:history="1" r:id="rIdu2qk-rlbanrx8ojdvayyb">
+            <w:hyperlink w:history="1" r:id="rIdwqslx7vvyecdkwguplcos">
               <w:r>
                 <w:rPr>
                   <w:color w:val="1D4ED8"/>
@@ -19016,7 +19016,7 @@
             <w:vAlign w:val="top"/>
           </w:tcPr>
           <w:p>
-            <w:hyperlink w:history="1" r:id="rIdku3f1xxc2p8mhb54n58z3">
+            <w:hyperlink w:history="1" r:id="rIddel0sbaucpraaua5jd55t">
               <w:r>
                 <w:rPr>
                   <w:color w:val="1D4ED8"/>
@@ -19946,7 +19946,7 @@
             <w:vAlign w:val="top"/>
           </w:tcPr>
           <w:p>
-            <w:hyperlink w:history="1" r:id="rIdgdiahtcakoibrlb5c9vfx">
+            <w:hyperlink w:history="1" r:id="rIdkoymnlgqanvdf51alf7ej">
               <w:r>
                 <w:rPr>
                   <w:color w:val="1D4ED8"/>
@@ -20702,7 +20702,7 @@
             <w:vAlign w:val="top"/>
           </w:tcPr>
           <w:p>
-            <w:hyperlink w:history="1" r:id="rIds5kj6g1uf-q_e2iubidtg">
+            <w:hyperlink w:history="1" r:id="rIdierapiw7wdeojgs1f3oob">
               <w:r>
                 <w:rPr>
                   <w:color w:val="1D4ED8"/>
@@ -21389,7 +21389,7 @@
         <w:jc w:val="both"/>
       </w:pPr>
       <w:r>
-        <w:t xml:space="preserve">At Oxford, operator learning was developed mainly from the side of numerical analysis, at the Mathematical Institute, by Nicolas Boullé in collaboration with Alex Townsend (Cornell). The three articles give the first rigorous theory for learning the Green’s function of elliptic PDEs in three dimensions [O1] and of parabolic PDEs in any dimension [O2], as well as the generalization of the randomized SVD with a chosen covariance [O3], which is the algorithmic tool behind them. Their article on GreenLearning (Scientific Reports, 2022) was used in the second document of the series and is not repeated. The search found no other peer-reviewed articles from 2020–2026 on neural operators with a confirmed Oxford affiliation; some closely related works are listed under further reading.</w:t>
+        <w:t xml:space="preserve">At Oxford, operator learning was developed mainly from the numerical-analysis side, at the Mathematical Institute, by Nicolas Boullé in collaboration with Alex Townsend (Cornell). The three articles give the first rigorous theory for learning the Green’s function of elliptic PDEs in three dimensions [O1] and of parabolic PDEs in any dimension [O2], as well as the generalization of the randomized SVD with a chosen covariance [O3], which is the algorithmic tool behind them. Their article on GreenLearning (Scientific Reports, 2022) was used in the second document of the series and is not repeated. The search found no other peer-reviewed articles from 2020–2026 on neural operators with a confirmed Oxford affiliation; some closely related works are listed under further reading.</w:t>
       </w:r>
     </w:p>
     <w:p>
@@ -21570,7 +21570,7 @@
             <w:vAlign w:val="top"/>
           </w:tcPr>
           <w:p>
-            <w:hyperlink w:history="1" r:id="rIdogagnbuahwhkc4mzpqtr8">
+            <w:hyperlink w:history="1" r:id="rIdc7blvyxzo7jcxe3jx4sd8">
               <w:r>
                 <w:rPr>
                   <w:color w:val="1D4ED8"/>
@@ -22703,7 +22703,7 @@
             <w:vAlign w:val="top"/>
           </w:tcPr>
           <w:p>
-            <w:hyperlink w:history="1" r:id="rIdc2-fdoiszgx9fdqjypdrs">
+            <w:hyperlink w:history="1" r:id="rIdgpozwrotsh-8llilt-iqo">
               <w:r>
                 <w:rPr>
                   <w:color w:val="1D4ED8"/>
@@ -23860,7 +23860,7 @@
             <w:vAlign w:val="top"/>
           </w:tcPr>
           <w:p>
-            <w:hyperlink w:history="1" r:id="rIdwzwpr3kn_asj3suhz4vpi">
+            <w:hyperlink w:history="1" r:id="rIda39za2bsqignk2xwzzpfs">
               <w:r>
                 <w:rPr>
                   <w:color w:val="1D4ED8"/>
@@ -24929,7 +24929,7 @@
             <w:vAlign w:val="top"/>
           </w:tcPr>
           <w:p>
-            <w:hyperlink w:history="1" r:id="rIdx_kuqj1jxro0dryanyqrg">
+            <w:hyperlink w:history="1" r:id="rId243o2splqfxlt0g-nw4my">
               <w:r>
                 <w:rPr>
                   <w:color w:val="1D4ED8"/>
@@ -26022,7 +26022,7 @@
             <w:vAlign w:val="top"/>
           </w:tcPr>
           <w:p>
-            <w:hyperlink w:history="1" r:id="rIduxl2na4nxuqzknx1oce4l">
+            <w:hyperlink w:history="1" r:id="rIdk2902x0n2hqi5-gnxckzn">
               <w:r>
                 <w:rPr>
                   <w:color w:val="1D4ED8"/>
@@ -28808,7 +28808,7 @@
         <w:jc w:val="both"/>
       </w:pPr>
       <w:r>
-        <w:t xml:space="preserve">The strongest line of 2020–2026 is theory. Universality was proved for the FNO [C1] and reduced to two minimal ingredients, nonlocality and nonlinearity [C2]. But universality has a price: when the operator is characterized only by regularity, the number of parameters grows exponentially [C4], and for PCA-Net the obstacles are tied to the decay of the eigenvalues [C3]. The common message is that good architectures must exploit the structure of the PDE, such as the characteristics in HJ-Net [C4] or the pseudo-spectral mechanism in the FNO [C1].</w:t>
+        <w:t xml:space="preserve">The strongest line of work in 2020–2026 is theory. Universality was proved for the FNO [C1] and reduced to two minimal ingredients, nonlocality and nonlinearity [C2]. But universality has a price: when the operator is characterized only by regularity, the number of parameters grows exponentially [C4], and for PCA-Net the obstacles are tied to the decay of the eigenvalues [C3]. The common message is that good architectures must exploit the structure of the PDE, such as the characteristics in HJ-Net [C4] or the pseudo-spectral mechanism in the FNO [C1].</w:t>
       </w:r>
     </w:p>
     <w:p>
@@ -29195,7 +29195,7 @@
               </w:rPr>
               <w:t xml:space="preserve">, 7, 121–157. </w:t>
             </w:r>
-            <w:hyperlink w:history="1" r:id="rIdbulyfg6eolpsuioi8vtjo">
+            <w:hyperlink w:history="1" r:id="rIdihzzyolrxfbmfhjk792zl">
               <w:r>
                 <w:rPr>
                   <w:color w:val="1D4ED8"/>
@@ -29292,7 +29292,7 @@
               </w:rPr>
               <w:t xml:space="preserve">, 1(3), 126–134. </w:t>
             </w:r>
-            <w:hyperlink w:history="1" r:id="rIdjfvwlzxawinxlrh120n2v">
+            <w:hyperlink w:history="1" r:id="rId-qugsfujiut8nea906xkx">
               <w:r>
                 <w:rPr>
                   <w:color w:val="1D4ED8"/>
@@ -29388,7 +29388,7 @@
               </w:rPr>
               <w:t xml:space="preserve">, 6(6), 064605. </w:t>
             </w:r>
-            <w:hyperlink w:history="1" r:id="rIdz796fx4w6cpvqp5kwzd97">
+            <w:hyperlink w:history="1" r:id="rIdorniorz8su-98xrltedtn">
               <w:r>
                 <w:rPr>
                   <w:color w:val="1D4ED8"/>
@@ -29485,7 +29485,7 @@
               </w:rPr>
               <w:t xml:space="preserve">. </w:t>
             </w:r>
-            <w:hyperlink w:history="1" r:id="rIdxto9njq2q615xbrurpivh">
+            <w:hyperlink w:history="1" r:id="rIdic5-eojui5oph-nd1709h">
               <w:r>
                 <w:rPr>
                   <w:color w:val="1D4ED8"/>
@@ -29542,7 +29542,7 @@
                 <w:sz w:val="17"/>
                 <w:szCs w:val="17"/>
               </w:rPr>
-              <w:t xml:space="preserve">Arch.</w:t>
+              <w:t xml:space="preserve">Architec­ture</w:t>
             </w:r>
           </w:p>
         </w:tc>
@@ -29581,7 +29581,7 @@
               </w:rPr>
               <w:t xml:space="preserve">, PMLR 235, 32576–32594. </w:t>
             </w:r>
-            <w:hyperlink w:history="1" r:id="rIdfwzic2sd3lwbmgcazzjgt">
+            <w:hyperlink w:history="1" r:id="rIdwzufyxhbcyuk1szke3aie">
               <w:r>
                 <w:rPr>
                   <w:color w:val="1D4ED8"/>
@@ -29678,7 +29678,7 @@
               </w:rPr>
               <w:t xml:space="preserve">. </w:t>
             </w:r>
-            <w:hyperlink w:history="1" r:id="rIdqtkschzfi9ioqyrcrc1lv">
+            <w:hyperlink w:history="1" r:id="rIdnskqkerlshhj8bakw2gtm">
               <w:r>
                 <w:rPr>
                   <w:color w:val="1D4ED8"/>
@@ -33124,7 +33124,7 @@
         </m:d>
       </m:oMath>
       <w:r>
-        <w:t xml:space="preserve"> is compared with the bound of Step 2, and with an exact operator </w:t>
+        <w:t xml:space="preserve"> is compared with the bound of Step 2, and, with an exact operator, </w:t>
       </w:r>
       <m:oMath>
         <m:sSub>
@@ -33356,7 +33356,7 @@
                 <w:sz w:val="16"/>
                 <w:szCs w:val="16"/>
               </w:rPr>
-              <w:t xml:space="preserve">Simulations needed for </w:t>
+              <w:t xml:space="preserve">How many simulations are needed for </w:t>
             </w:r>
             <m:oMath>
               <m:r>
@@ -33800,7 +33800,7 @@
         </w:rPr>
         <w:t xml:space="preserve"> </w:t>
       </w:r>
-      <w:hyperlink w:history="1" r:id="rIddijhg3kqwftg3p0iwzkea">
+      <w:hyperlink w:history="1" r:id="rIdjk8tord1dutnpl0xoz8fd">
         <w:r>
           <w:rPr>
             <w:color w:val="1D4ED8"/>
@@ -33861,7 +33861,7 @@
         </w:rPr>
         <w:t xml:space="preserve"> </w:t>
       </w:r>
-      <w:hyperlink w:history="1" r:id="rIdjwnqy31hffcmhovvq1h1k">
+      <w:hyperlink w:history="1" r:id="rIdvtgiv7nz60ukqd-y-0pcg">
         <w:r>
           <w:rPr>
             <w:color w:val="1D4ED8"/>
@@ -33922,7 +33922,7 @@
         </w:rPr>
         <w:t xml:space="preserve"> </w:t>
       </w:r>
-      <w:hyperlink w:history="1" r:id="rIdwxa6mbbvkin_nnig7yugh">
+      <w:hyperlink w:history="1" r:id="rId175onulcxk6hsdzkxrtws">
         <w:r>
           <w:rPr>
             <w:color w:val="1D4ED8"/>
@@ -33983,7 +33983,7 @@
         </w:rPr>
         <w:t xml:space="preserve"> </w:t>
       </w:r>
-      <w:hyperlink w:history="1" r:id="rIdwzobc1g7rbqrqjx39mw00">
+      <w:hyperlink w:history="1" r:id="rIdwzh_jzzkkyrxa7brnylvh">
         <w:r>
           <w:rPr>
             <w:color w:val="1D4ED8"/>
@@ -34044,7 +34044,7 @@
         </w:rPr>
         <w:t xml:space="preserve"> </w:t>
       </w:r>
-      <w:hyperlink w:history="1" r:id="rId4s6xue_cmmxzkvs42nyzr">
+      <w:hyperlink w:history="1" r:id="rIdj3qw5l4yaxtm4tusbjhul">
         <w:r>
           <w:rPr>
             <w:color w:val="1D4ED8"/>
@@ -34105,7 +34105,7 @@
         </w:rPr>
         <w:t xml:space="preserve"> </w:t>
       </w:r>
-      <w:hyperlink w:history="1" r:id="rIdyax2zvvxbklzqa6u89dvu">
+      <w:hyperlink w:history="1" r:id="rIdnvfwivkfcmlwamsskso39">
         <w:r>
           <w:rPr>
             <w:color w:val="1D4ED8"/>
@@ -34166,7 +34166,7 @@
         </w:rPr>
         <w:t xml:space="preserve"> </w:t>
       </w:r>
-      <w:hyperlink w:history="1" r:id="rId1eeukp5esfudpa9mfu1qs">
+      <w:hyperlink w:history="1" r:id="rId7kyepemlsja_3txihkpzk">
         <w:r>
           <w:rPr>
             <w:color w:val="1D4ED8"/>
@@ -34227,7 +34227,7 @@
         </w:rPr>
         <w:t xml:space="preserve"> </w:t>
       </w:r>
-      <w:hyperlink w:history="1" r:id="rIdyzwaaabiucv9249ozez_e">
+      <w:hyperlink w:history="1" r:id="rIde4ltqxk-rykonka7g7s6n">
         <w:r>
           <w:rPr>
             <w:color w:val="1D4ED8"/>
@@ -34288,7 +34288,7 @@
         </w:rPr>
         <w:t xml:space="preserve"> </w:t>
       </w:r>
-      <w:hyperlink w:history="1" r:id="rIdculxlrjndubszpcmgmdgc">
+      <w:hyperlink w:history="1" r:id="rIdbk4wqw8etccx-ynyl0tpi">
         <w:r>
           <w:rPr>
             <w:color w:val="1D4ED8"/>
@@ -34349,7 +34349,7 @@
         </w:rPr>
         <w:t xml:space="preserve"> </w:t>
       </w:r>
-      <w:hyperlink w:history="1" r:id="rIddfisvkmz0yc11afb1mr9n">
+      <w:hyperlink w:history="1" r:id="rId0wncqrlkd7hts3tceiwpx">
         <w:r>
           <w:rPr>
             <w:color w:val="1D4ED8"/>
@@ -34421,7 +34421,7 @@
         </w:rPr>
         <w:t xml:space="preserve"> </w:t>
       </w:r>
-      <w:hyperlink w:history="1" r:id="rIdgfhw2wciaur3c25pdpk5r">
+      <w:hyperlink w:history="1" r:id="rIdluq0abtshhbq4znyaksyo">
         <w:r>
           <w:rPr>
             <w:color w:val="1D4ED8"/>
@@ -34482,7 +34482,7 @@
         </w:rPr>
         <w:t xml:space="preserve"> </w:t>
       </w:r>
-      <w:hyperlink w:history="1" r:id="rIdbdjoo9-7abbalrtiinjzh">
+      <w:hyperlink w:history="1" r:id="rIdsmob2hyrfncdp2eena3q2">
         <w:r>
           <w:rPr>
             <w:color w:val="1D4ED8"/>
@@ -34543,7 +34543,7 @@
         </w:rPr>
         <w:t xml:space="preserve"> </w:t>
       </w:r>
-      <w:hyperlink w:history="1" r:id="rIdfuvnpxwqkh8pqevixpozo">
+      <w:hyperlink w:history="1" r:id="rIdum58icibzei9bi32opx2r">
         <w:r>
           <w:rPr>
             <w:color w:val="1D4ED8"/>
@@ -34604,7 +34604,7 @@
         </w:rPr>
         <w:t xml:space="preserve"> </w:t>
       </w:r>
-      <w:hyperlink w:history="1" r:id="rIdpmnfrk6oppmg02wophly2">
+      <w:hyperlink w:history="1" r:id="rIde5ru6etswetp8hib6lyej">
         <w:r>
           <w:rPr>
             <w:color w:val="1D4ED8"/>
@@ -34665,7 +34665,7 @@
         </w:rPr>
         <w:t xml:space="preserve"> </w:t>
       </w:r>
-      <w:hyperlink w:history="1" r:id="rIdinc1p7uaw7adjpj55dio8">
+      <w:hyperlink w:history="1" r:id="rIdjficwebardvk9j7wsqhez">
         <w:r>
           <w:rPr>
             <w:color w:val="1D4ED8"/>
@@ -34726,7 +34726,7 @@
         </w:rPr>
         <w:t xml:space="preserve"> </w:t>
       </w:r>
-      <w:hyperlink w:history="1" r:id="rId3ykcvwlblbmo4lxq1gmvr">
+      <w:hyperlink w:history="1" r:id="rId3yej_ohxlpity_pnosoit">
         <w:r>
           <w:rPr>
             <w:color w:val="1D4ED8"/>
@@ -34787,7 +34787,7 @@
         </w:rPr>
         <w:t xml:space="preserve"> </w:t>
       </w:r>
-      <w:hyperlink w:history="1" r:id="rIdjehkgquqgelenjjozp13s">
+      <w:hyperlink w:history="1" r:id="rId3awdyt3rkdfs0avzaodwe">
         <w:r>
           <w:rPr>
             <w:color w:val="1D4ED8"/>
@@ -34848,7 +34848,7 @@
         </w:rPr>
         <w:t xml:space="preserve"> </w:t>
       </w:r>
-      <w:hyperlink w:history="1" r:id="rIdklj8k3kh36yy1cur0ktsw">
+      <w:hyperlink w:history="1" r:id="rId-hijtvembrafkqq2pnr-8">
         <w:r>
           <w:rPr>
             <w:color w:val="1D4ED8"/>
@@ -34909,7 +34909,7 @@
         </w:rPr>
         <w:t xml:space="preserve"> </w:t>
       </w:r>
-      <w:hyperlink w:history="1" r:id="rIdpymmuvtppp9pivayocphm">
+      <w:hyperlink w:history="1" r:id="rId4rglw0m_pa8h9ip0moncn">
         <w:r>
           <w:rPr>
             <w:color w:val="1D4ED8"/>
@@ -34970,7 +34970,7 @@
         </w:rPr>
         <w:t xml:space="preserve"> </w:t>
       </w:r>
-      <w:hyperlink w:history="1" r:id="rIdrbhpdizyakqhi3e4w3cze">
+      <w:hyperlink w:history="1" r:id="rId8trelk-vpesptsh46dtnr">
         <w:r>
           <w:rPr>
             <w:color w:val="1D4ED8"/>
@@ -35031,7 +35031,7 @@
         </w:rPr>
         <w:t xml:space="preserve"> </w:t>
       </w:r>
-      <w:hyperlink w:history="1" r:id="rIdlroaaj67df9mjy1cowehj">
+      <w:hyperlink w:history="1" r:id="rIdsokcjativx3fvbkhrgmiz">
         <w:r>
           <w:rPr>
             <w:color w:val="1D4ED8"/>
@@ -35092,7 +35092,7 @@
         </w:rPr>
         <w:t xml:space="preserve"> </w:t>
       </w:r>
-      <w:hyperlink w:history="1" r:id="rIdhcotja4syx-i2k2symk9t">
+      <w:hyperlink w:history="1" r:id="rId-1ybfcw6jupxf2oyuwfwl">
         <w:r>
           <w:rPr>
             <w:color w:val="1D4ED8"/>
@@ -35153,7 +35153,7 @@
         </w:rPr>
         <w:t xml:space="preserve"> </w:t>
       </w:r>
-      <w:hyperlink w:history="1" r:id="rIdjrqmmj47bjgtyc4yiqsey">
+      <w:hyperlink w:history="1" r:id="rIdeo8toyinica6rh0t1giad">
         <w:r>
           <w:rPr>
             <w:color w:val="1D4ED8"/>
@@ -35214,7 +35214,7 @@
         </w:rPr>
         <w:t xml:space="preserve"> </w:t>
       </w:r>
-      <w:hyperlink w:history="1" r:id="rIdi4q5_ippudrlelbk_w284">
+      <w:hyperlink w:history="1" r:id="rIdqpbimlzkak9tmujxgsh2z">
         <w:r>
           <w:rPr>
             <w:color w:val="1D4ED8"/>
@@ -35275,7 +35275,7 @@
         </w:rPr>
         <w:t xml:space="preserve"> </w:t>
       </w:r>
-      <w:hyperlink w:history="1" r:id="rIdiu9jfscrte92qwurtio46">
+      <w:hyperlink w:history="1" r:id="rId7d959h5nuqfxihxnk2fv5">
         <w:r>
           <w:rPr>
             <w:color w:val="1D4ED8"/>
@@ -35336,7 +35336,7 @@
         </w:rPr>
         <w:t xml:space="preserve"> </w:t>
       </w:r>
-      <w:hyperlink w:history="1" r:id="rIdujyh4_z78emoxan2byiuh">
+      <w:hyperlink w:history="1" r:id="rIdxbwcf9tmhhoccr5u1x0w9">
         <w:r>
           <w:rPr>
             <w:color w:val="1D4ED8"/>
@@ -35397,7 +35397,7 @@
         </w:rPr>
         <w:t xml:space="preserve"> </w:t>
       </w:r>
-      <w:hyperlink w:history="1" r:id="rIdwwaluygiueloyaua6lkfx">
+      <w:hyperlink w:history="1" r:id="rIdbid12lzk50kx5oe22xkoa">
         <w:r>
           <w:rPr>
             <w:color w:val="1D4ED8"/>
@@ -35458,7 +35458,7 @@
         </w:rPr>
         <w:t xml:space="preserve"> </w:t>
       </w:r>
-      <w:hyperlink w:history="1" r:id="rIdfl-_hbkj3i3lbto31n-fh">
+      <w:hyperlink w:history="1" r:id="rIdsnnlflmxzjs4wuqttx-yg">
         <w:r>
           <w:rPr>
             <w:color w:val="1D4ED8"/>
@@ -35519,7 +35519,7 @@
         </w:rPr>
         <w:t xml:space="preserve"> </w:t>
       </w:r>
-      <w:hyperlink w:history="1" r:id="rIdcy7r1ovn41ivqgkaycmtj">
+      <w:hyperlink w:history="1" r:id="rIdzdugrqhx3ff32cbdrsakh">
         <w:r>
           <w:rPr>
             <w:color w:val="1D4ED8"/>
@@ -35580,7 +35580,7 @@
         </w:rPr>
         <w:t xml:space="preserve"> </w:t>
       </w:r>
-      <w:hyperlink w:history="1" r:id="rIdlpedv4kixx6_5is2mdagc">
+      <w:hyperlink w:history="1" r:id="rIdtvyevfxdfbgfkiv3oufgd">
         <w:r>
           <w:rPr>
             <w:color w:val="1D4ED8"/>
